--- a/29_Admin/01_Free_Resource_Procurement_Brief.docx
+++ b/29_Admin/01_Free_Resource_Procurement_Brief.docx
@@ -89,7 +89,7 @@
           <w:color w:val="5A5C70"/>
           <w:sz w:val="17"/>
         </w:rPr>
-        <w:t>A free kit by Competence Collective · competencecollective.org · October 2026</w:t>
+        <w:t>Hackles · a free kit · quillsup.org · October 2026</w:t>
       </w:r>
     </w:p>
     <w:p>
@@ -136,8 +136,8 @@
         <w:tblLook w:firstColumn="1" w:firstRow="1" w:lastColumn="0" w:lastRow="0" w:noHBand="0" w:noVBand="1" w:val="04A0"/>
       </w:tblPr>
       <w:tblGrid>
-        <w:gridCol w:w="2547"/>
-        <w:gridCol w:w="7245"/>
+        <w:gridCol w:w="2661"/>
+        <w:gridCol w:w="7131"/>
       </w:tblGrid>
       <w:tr>
         <w:trPr>
@@ -146,7 +146,7 @@
         </w:trPr>
         <w:tc>
           <w:tcPr>
-            <w:tcW w:type="dxa" w:w="2547"/>
+            <w:tcW w:type="dxa" w:w="2661"/>
             <w:tcBorders>
               <w:bottom w:val="single" w:sz="6" w:space="0" w:color="2B2D42"/>
             </w:tcBorders>
@@ -174,7 +174,7 @@
         </w:tc>
         <w:tc>
           <w:tcPr>
-            <w:tcW w:type="dxa" w:w="7245"/>
+            <w:tcW w:type="dxa" w:w="7131"/>
             <w:tcBorders>
               <w:bottom w:val="single" w:sz="6" w:space="0" w:color="2B2D42"/>
             </w:tcBorders>
@@ -207,7 +207,7 @@
         </w:trPr>
         <w:tc>
           <w:tcPr>
-            <w:tcW w:type="dxa" w:w="2547"/>
+            <w:tcW w:type="dxa" w:w="2661"/>
             <w:tcMar>
               <w:top w:w="50" w:type="dxa"/>
               <w:left w:w="0" w:type="dxa"/>
@@ -230,7 +230,7 @@
         </w:tc>
         <w:tc>
           <w:tcPr>
-            <w:tcW w:type="dxa" w:w="7245"/>
+            <w:tcW w:type="dxa" w:w="7131"/>
             <w:tcMar>
               <w:top w:w="50" w:type="dxa"/>
               <w:left w:w="90" w:type="dxa"/>
@@ -258,7 +258,7 @@
         </w:trPr>
         <w:tc>
           <w:tcPr>
-            <w:tcW w:type="dxa" w:w="2547"/>
+            <w:tcW w:type="dxa" w:w="2661"/>
             <w:tcMar>
               <w:top w:w="50" w:type="dxa"/>
               <w:left w:w="0" w:type="dxa"/>
@@ -281,7 +281,7 @@
         </w:tc>
         <w:tc>
           <w:tcPr>
-            <w:tcW w:type="dxa" w:w="7245"/>
+            <w:tcW w:type="dxa" w:w="7131"/>
             <w:tcMar>
               <w:top w:w="50" w:type="dxa"/>
               <w:left w:w="90" w:type="dxa"/>
@@ -298,7 +298,7 @@
                 <w:rFonts w:ascii="Calibri" w:hAnsi="Calibri"/>
                 <w:sz w:val="19"/>
               </w:rPr>
-              <w:t>Competence Collective, competencecollective.org. Contact: [CONTACT: to be added]</w:t>
+              <w:t>The Hackles team (quillsup.org). The legal owner is named in the kit's copyright line. Contact: [CONTACT: to be added]</w:t>
             </w:r>
           </w:p>
         </w:tc>
@@ -309,7 +309,7 @@
         </w:trPr>
         <w:tc>
           <w:tcPr>
-            <w:tcW w:type="dxa" w:w="2547"/>
+            <w:tcW w:type="dxa" w:w="2661"/>
             <w:tcMar>
               <w:top w:w="50" w:type="dxa"/>
               <w:left w:w="0" w:type="dxa"/>
@@ -332,7 +332,7 @@
         </w:tc>
         <w:tc>
           <w:tcPr>
-            <w:tcW w:type="dxa" w:w="7245"/>
+            <w:tcW w:type="dxa" w:w="7131"/>
             <w:tcMar>
               <w:top w:w="50" w:type="dxa"/>
               <w:left w:w="90" w:type="dxa"/>
@@ -360,7 +360,7 @@
         </w:trPr>
         <w:tc>
           <w:tcPr>
-            <w:tcW w:type="dxa" w:w="2547"/>
+            <w:tcW w:type="dxa" w:w="2661"/>
             <w:tcMar>
               <w:top w:w="50" w:type="dxa"/>
               <w:left w:w="0" w:type="dxa"/>
@@ -383,7 +383,7 @@
         </w:tc>
         <w:tc>
           <w:tcPr>
-            <w:tcW w:type="dxa" w:w="7245"/>
+            <w:tcW w:type="dxa" w:w="7131"/>
             <w:tcMar>
               <w:top w:w="50" w:type="dxa"/>
               <w:left w:w="90" w:type="dxa"/>
@@ -411,7 +411,7 @@
         </w:trPr>
         <w:tc>
           <w:tcPr>
-            <w:tcW w:type="dxa" w:w="2547"/>
+            <w:tcW w:type="dxa" w:w="2661"/>
             <w:tcMar>
               <w:top w:w="50" w:type="dxa"/>
               <w:left w:w="0" w:type="dxa"/>
@@ -434,7 +434,7 @@
         </w:tc>
         <w:tc>
           <w:tcPr>
-            <w:tcW w:type="dxa" w:w="7245"/>
+            <w:tcW w:type="dxa" w:w="7131"/>
             <w:tcMar>
               <w:top w:w="50" w:type="dxa"/>
               <w:left w:w="90" w:type="dxa"/>
@@ -462,7 +462,7 @@
         </w:trPr>
         <w:tc>
           <w:tcPr>
-            <w:tcW w:type="dxa" w:w="2547"/>
+            <w:tcW w:type="dxa" w:w="2661"/>
             <w:tcMar>
               <w:top w:w="50" w:type="dxa"/>
               <w:left w:w="0" w:type="dxa"/>
@@ -485,7 +485,7 @@
         </w:tc>
         <w:tc>
           <w:tcPr>
-            <w:tcW w:type="dxa" w:w="7245"/>
+            <w:tcW w:type="dxa" w:w="7131"/>
             <w:tcMar>
               <w:top w:w="50" w:type="dxa"/>
               <w:left w:w="90" w:type="dxa"/>
@@ -513,7 +513,7 @@
         </w:trPr>
         <w:tc>
           <w:tcPr>
-            <w:tcW w:type="dxa" w:w="2547"/>
+            <w:tcW w:type="dxa" w:w="2661"/>
             <w:tcMar>
               <w:top w:w="50" w:type="dxa"/>
               <w:left w:w="0" w:type="dxa"/>
@@ -536,7 +536,7 @@
         </w:tc>
         <w:tc>
           <w:tcPr>
-            <w:tcW w:type="dxa" w:w="7245"/>
+            <w:tcW w:type="dxa" w:w="7131"/>
             <w:tcMar>
               <w:top w:w="50" w:type="dxa"/>
               <w:left w:w="90" w:type="dxa"/>
@@ -564,7 +564,7 @@
         </w:trPr>
         <w:tc>
           <w:tcPr>
-            <w:tcW w:type="dxa" w:w="2547"/>
+            <w:tcW w:type="dxa" w:w="2661"/>
             <w:tcMar>
               <w:top w:w="50" w:type="dxa"/>
               <w:left w:w="0" w:type="dxa"/>
@@ -587,7 +587,7 @@
         </w:tc>
         <w:tc>
           <w:tcPr>
-            <w:tcW w:type="dxa" w:w="7245"/>
+            <w:tcW w:type="dxa" w:w="7131"/>
             <w:tcMar>
               <w:top w:w="50" w:type="dxa"/>
               <w:left w:w="90" w:type="dxa"/>
@@ -615,7 +615,7 @@
         </w:trPr>
         <w:tc>
           <w:tcPr>
-            <w:tcW w:type="dxa" w:w="2547"/>
+            <w:tcW w:type="dxa" w:w="2661"/>
             <w:tcMar>
               <w:top w:w="50" w:type="dxa"/>
               <w:left w:w="0" w:type="dxa"/>
@@ -638,7 +638,7 @@
         </w:tc>
         <w:tc>
           <w:tcPr>
-            <w:tcW w:type="dxa" w:w="7245"/>
+            <w:tcW w:type="dxa" w:w="7131"/>
             <w:tcMar>
               <w:top w:w="50" w:type="dxa"/>
               <w:left w:w="90" w:type="dxa"/>
@@ -666,7 +666,7 @@
         </w:trPr>
         <w:tc>
           <w:tcPr>
-            <w:tcW w:type="dxa" w:w="2547"/>
+            <w:tcW w:type="dxa" w:w="2661"/>
             <w:tcMar>
               <w:top w:w="50" w:type="dxa"/>
               <w:left w:w="0" w:type="dxa"/>
@@ -689,7 +689,7 @@
         </w:tc>
         <w:tc>
           <w:tcPr>
-            <w:tcW w:type="dxa" w:w="7245"/>
+            <w:tcW w:type="dxa" w:w="7131"/>
             <w:tcMar>
               <w:top w:w="50" w:type="dxa"/>
               <w:left w:w="90" w:type="dxa"/>
@@ -717,7 +717,7 @@
         </w:trPr>
         <w:tc>
           <w:tcPr>
-            <w:tcW w:type="dxa" w:w="2547"/>
+            <w:tcW w:type="dxa" w:w="2661"/>
             <w:tcMar>
               <w:top w:w="50" w:type="dxa"/>
               <w:left w:w="0" w:type="dxa"/>
@@ -740,7 +740,7 @@
         </w:tc>
         <w:tc>
           <w:tcPr>
-            <w:tcW w:type="dxa" w:w="7245"/>
+            <w:tcW w:type="dxa" w:w="7131"/>
             <w:tcMar>
               <w:top w:w="50" w:type="dxa"/>
               <w:left w:w="90" w:type="dxa"/>
@@ -768,7 +768,7 @@
         </w:trPr>
         <w:tc>
           <w:tcPr>
-            <w:tcW w:type="dxa" w:w="2547"/>
+            <w:tcW w:type="dxa" w:w="2661"/>
             <w:tcMar>
               <w:top w:w="50" w:type="dxa"/>
               <w:left w:w="0" w:type="dxa"/>
@@ -791,7 +791,7 @@
         </w:tc>
         <w:tc>
           <w:tcPr>
-            <w:tcW w:type="dxa" w:w="7245"/>
+            <w:tcW w:type="dxa" w:w="7131"/>
             <w:tcMar>
               <w:top w:w="50" w:type="dxa"/>
               <w:left w:w="90" w:type="dxa"/>
@@ -819,7 +819,7 @@
         </w:trPr>
         <w:tc>
           <w:tcPr>
-            <w:tcW w:type="dxa" w:w="2547"/>
+            <w:tcW w:type="dxa" w:w="2661"/>
             <w:tcMar>
               <w:top w:w="50" w:type="dxa"/>
               <w:left w:w="0" w:type="dxa"/>
@@ -842,7 +842,7 @@
         </w:tc>
         <w:tc>
           <w:tcPr>
-            <w:tcW w:type="dxa" w:w="7245"/>
+            <w:tcW w:type="dxa" w:w="7131"/>
             <w:tcMar>
               <w:top w:w="50" w:type="dxa"/>
               <w:left w:w="90" w:type="dxa"/>
@@ -870,7 +870,7 @@
         </w:trPr>
         <w:tc>
           <w:tcPr>
-            <w:tcW w:type="dxa" w:w="2547"/>
+            <w:tcW w:type="dxa" w:w="2661"/>
             <w:tcMar>
               <w:top w:w="50" w:type="dxa"/>
               <w:left w:w="0" w:type="dxa"/>
@@ -893,7 +893,7 @@
         </w:tc>
         <w:tc>
           <w:tcPr>
-            <w:tcW w:type="dxa" w:w="7245"/>
+            <w:tcW w:type="dxa" w:w="7131"/>
             <w:tcMar>
               <w:top w:w="50" w:type="dxa"/>
               <w:left w:w="90" w:type="dxa"/>
@@ -921,7 +921,7 @@
         </w:trPr>
         <w:tc>
           <w:tcPr>
-            <w:tcW w:type="dxa" w:w="2547"/>
+            <w:tcW w:type="dxa" w:w="2661"/>
             <w:tcMar>
               <w:top w:w="50" w:type="dxa"/>
               <w:left w:w="0" w:type="dxa"/>
@@ -944,7 +944,7 @@
         </w:tc>
         <w:tc>
           <w:tcPr>
-            <w:tcW w:type="dxa" w:w="7245"/>
+            <w:tcW w:type="dxa" w:w="7131"/>
             <w:tcMar>
               <w:top w:w="50" w:type="dxa"/>
               <w:left w:w="90" w:type="dxa"/>
@@ -972,7 +972,7 @@
         </w:trPr>
         <w:tc>
           <w:tcPr>
-            <w:tcW w:type="dxa" w:w="2547"/>
+            <w:tcW w:type="dxa" w:w="2661"/>
             <w:tcMar>
               <w:top w:w="50" w:type="dxa"/>
               <w:left w:w="0" w:type="dxa"/>
@@ -995,7 +995,7 @@
         </w:tc>
         <w:tc>
           <w:tcPr>
-            <w:tcW w:type="dxa" w:w="7245"/>
+            <w:tcW w:type="dxa" w:w="7131"/>
             <w:tcMar>
               <w:top w:w="50" w:type="dxa"/>
               <w:left w:w="90" w:type="dxa"/>
@@ -1023,7 +1023,7 @@
         </w:trPr>
         <w:tc>
           <w:tcPr>
-            <w:tcW w:type="dxa" w:w="2547"/>
+            <w:tcW w:type="dxa" w:w="2661"/>
             <w:tcMar>
               <w:top w:w="50" w:type="dxa"/>
               <w:left w:w="0" w:type="dxa"/>
@@ -1046,7 +1046,7 @@
         </w:tc>
         <w:tc>
           <w:tcPr>
-            <w:tcW w:type="dxa" w:w="7245"/>
+            <w:tcW w:type="dxa" w:w="7131"/>
             <w:tcMar>
               <w:top w:w="50" w:type="dxa"/>
               <w:left w:w="90" w:type="dxa"/>
@@ -1074,7 +1074,7 @@
         </w:trPr>
         <w:tc>
           <w:tcPr>
-            <w:tcW w:type="dxa" w:w="2547"/>
+            <w:tcW w:type="dxa" w:w="2661"/>
             <w:tcMar>
               <w:top w:w="50" w:type="dxa"/>
               <w:left w:w="0" w:type="dxa"/>
@@ -1097,7 +1097,7 @@
         </w:tc>
         <w:tc>
           <w:tcPr>
-            <w:tcW w:type="dxa" w:w="7245"/>
+            <w:tcW w:type="dxa" w:w="7131"/>
             <w:tcMar>
               <w:top w:w="50" w:type="dxa"/>
               <w:left w:w="90" w:type="dxa"/>
@@ -1125,7 +1125,7 @@
         </w:trPr>
         <w:tc>
           <w:tcPr>
-            <w:tcW w:type="dxa" w:w="2547"/>
+            <w:tcW w:type="dxa" w:w="2661"/>
             <w:tcMar>
               <w:top w:w="50" w:type="dxa"/>
               <w:left w:w="0" w:type="dxa"/>
@@ -1148,7 +1148,7 @@
         </w:tc>
         <w:tc>
           <w:tcPr>
-            <w:tcW w:type="dxa" w:w="7245"/>
+            <w:tcW w:type="dxa" w:w="7131"/>
             <w:tcMar>
               <w:top w:w="50" w:type="dxa"/>
               <w:left w:w="90" w:type="dxa"/>
@@ -1176,7 +1176,7 @@
         </w:trPr>
         <w:tc>
           <w:tcPr>
-            <w:tcW w:type="dxa" w:w="2547"/>
+            <w:tcW w:type="dxa" w:w="2661"/>
             <w:tcMar>
               <w:top w:w="50" w:type="dxa"/>
               <w:left w:w="0" w:type="dxa"/>
@@ -1199,7 +1199,7 @@
         </w:tc>
         <w:tc>
           <w:tcPr>
-            <w:tcW w:type="dxa" w:w="7245"/>
+            <w:tcW w:type="dxa" w:w="7131"/>
             <w:tcMar>
               <w:top w:w="50" w:type="dxa"/>
               <w:left w:w="90" w:type="dxa"/>
@@ -1227,7 +1227,7 @@
         </w:trPr>
         <w:tc>
           <w:tcPr>
-            <w:tcW w:type="dxa" w:w="2547"/>
+            <w:tcW w:type="dxa" w:w="2661"/>
             <w:tcMar>
               <w:top w:w="50" w:type="dxa"/>
               <w:left w:w="0" w:type="dxa"/>
@@ -1250,7 +1250,7 @@
         </w:tc>
         <w:tc>
           <w:tcPr>
-            <w:tcW w:type="dxa" w:w="7245"/>
+            <w:tcW w:type="dxa" w:w="7131"/>
             <w:tcMar>
               <w:top w:w="50" w:type="dxa"/>
               <w:left w:w="90" w:type="dxa"/>
@@ -1278,7 +1278,7 @@
         </w:trPr>
         <w:tc>
           <w:tcPr>
-            <w:tcW w:type="dxa" w:w="2547"/>
+            <w:tcW w:type="dxa" w:w="2661"/>
             <w:tcMar>
               <w:top w:w="50" w:type="dxa"/>
               <w:left w:w="0" w:type="dxa"/>
@@ -1301,7 +1301,7 @@
         </w:tc>
         <w:tc>
           <w:tcPr>
-            <w:tcW w:type="dxa" w:w="7245"/>
+            <w:tcW w:type="dxa" w:w="7131"/>
             <w:tcMar>
               <w:top w:w="50" w:type="dxa"/>
               <w:left w:w="90" w:type="dxa"/>
@@ -1329,7 +1329,7 @@
         </w:trPr>
         <w:tc>
           <w:tcPr>
-            <w:tcW w:type="dxa" w:w="2547"/>
+            <w:tcW w:type="dxa" w:w="2661"/>
             <w:tcMar>
               <w:top w:w="50" w:type="dxa"/>
               <w:left w:w="0" w:type="dxa"/>
@@ -1352,7 +1352,7 @@
         </w:tc>
         <w:tc>
           <w:tcPr>
-            <w:tcW w:type="dxa" w:w="7245"/>
+            <w:tcW w:type="dxa" w:w="7131"/>
             <w:tcMar>
               <w:top w:w="50" w:type="dxa"/>
               <w:left w:w="90" w:type="dxa"/>
@@ -2042,7 +2042,7 @@
         <w:color w:val="5A5C70"/>
         <w:sz w:val="14"/>
       </w:rPr>
-      <w:t>Hackles · © 2026 Competence Collective · competencecollective.org · Text CC BY-NC 4.0 · Name, logos and art: all rights reserved</w:t>
+      <w:t>Hackles · quillsup.org · © 2026 Competence Collective · Text CC BY-NC 4.0 · Name, logos and art: all rights reserved</w:t>
     </w:r>
     <w:r>
       <w:tab/>
@@ -2110,7 +2110,7 @@
         <w:color w:val="5A5C70"/>
         <w:sz w:val="14"/>
       </w:rPr>
-      <w:t>Hackles · © 2026 Competence Collective · competencecollective.org · Text CC BY-NC 4.0 · Name, logos and art: all rights reserved</w:t>
+      <w:t>Hackles · quillsup.org · © 2026 Competence Collective · Text CC BY-NC 4.0 · Name, logos and art: all rights reserved</w:t>
     </w:r>
     <w:r>
       <w:tab/>
